--- a/Устав/_документы/Положение о Проектном офисе «Таза Қазақстан».docx
+++ b/Устав/_документы/Положение о Проектном офисе «Таза Қазақстан».docx
@@ -466,6 +466,7 @@
           <w:sz w:val="24"/>
           <w:szCs w:val="24"/>
         </w:rPr>
+        <w:lastRenderedPageBreak/>
         <w:t>5) создание и развитие единой цифровой платформы «Таза Қазақстан» (TAZA.KZ);</w:t>
       </w:r>
     </w:p>
@@ -730,7 +731,7 @@
           <w:sz w:val="24"/>
           <w:szCs w:val="24"/>
         </w:rPr>
-        <w:t>1) Национальный координатор Проектного офиса;</w:t>
+        <w:t>1) Руководитель Проектного офиса;</w:t>
       </w:r>
     </w:p>
     <w:p>
@@ -972,6 +973,7 @@
           <w:sz w:val="24"/>
           <w:szCs w:val="24"/>
         </w:rPr>
+        <w:lastRenderedPageBreak/>
         <w:t>5) организует работу с молодежью, волонтерами, некоммерческими организациями, школами и вузами («Taza Mektep», «Taza Talqy», молодежный лагерь).</w:t>
       </w:r>
     </w:p>
@@ -1314,27 +1316,75 @@
           <w:sz w:val="24"/>
           <w:szCs w:val="24"/>
         </w:rPr>
-        <w:t>6.1. Проектный офис возглавляет Национальный координатор, назначаемый на должность и освобождаемый от должности приказом Главного исполнительного директора Фонда. Национальный координатор подчиняется Главному исполнительному директору Фонда.</w:t>
-      </w:r>
-    </w:p>
-    <w:p>
-      <w:pPr>
-        <w:spacing w:after="0" w:line="240" w:lineRule="auto"/>
-        <w:ind w:firstLine="708"/>
-        <w:jc w:val="both"/>
-        <w:rPr>
-          <w:rFonts w:ascii="Times New Roman" w:hAnsi="Times New Roman" w:cs="Times New Roman"/>
-          <w:sz w:val="24"/>
-          <w:szCs w:val="24"/>
-        </w:rPr>
-      </w:pPr>
-      <w:r>
-        <w:rPr>
-          <w:rFonts w:ascii="Times New Roman" w:hAnsi="Times New Roman" w:cs="Times New Roman"/>
-          <w:sz w:val="24"/>
-          <w:szCs w:val="24"/>
-        </w:rPr>
-        <w:t>6.2. Национальный координатор:</w:t>
+        <w:t xml:space="preserve">6.1. </w:t>
+      </w:r>
+      <w:r>
+        <w:rPr>
+          <w:rFonts w:ascii="Times New Roman" w:hAnsi="Times New Roman" w:cs="Times New Roman"/>
+          <w:sz w:val="24"/>
+          <w:szCs w:val="24"/>
+        </w:rPr>
+        <w:t>Проектный офис возглавляет Руководитель Проектного офиса (далее – Руководитель), назначаемый</w:t>
+      </w:r>
+      <w:r>
+        <w:rPr>
+          <w:rFonts w:ascii="Times New Roman" w:hAnsi="Times New Roman" w:cs="Times New Roman"/>
+          <w:sz w:val="24"/>
+          <w:szCs w:val="24"/>
+        </w:rPr>
+        <w:t xml:space="preserve"> на должность и освобождаемый от должности приказом Главного исполнительного директора Фонда. </w:t>
+      </w:r>
+      <w:r>
+        <w:rPr>
+          <w:rFonts w:ascii="Times New Roman" w:hAnsi="Times New Roman" w:cs="Times New Roman"/>
+          <w:sz w:val="24"/>
+          <w:szCs w:val="24"/>
+        </w:rPr>
+        <w:t>Руководитель</w:t>
+      </w:r>
+      <w:r>
+        <w:rPr>
+          <w:rFonts w:ascii="Times New Roman" w:hAnsi="Times New Roman" w:cs="Times New Roman"/>
+          <w:sz w:val="24"/>
+          <w:szCs w:val="24"/>
+        </w:rPr>
+        <w:t xml:space="preserve"> подчиняется Главному исполнительному директору Фонда.</w:t>
+      </w:r>
+    </w:p>
+    <w:p>
+      <w:pPr>
+        <w:spacing w:after="0" w:line="240" w:lineRule="auto"/>
+        <w:ind w:firstLine="708"/>
+        <w:jc w:val="both"/>
+        <w:rPr>
+          <w:rFonts w:ascii="Times New Roman" w:hAnsi="Times New Roman" w:cs="Times New Roman"/>
+          <w:sz w:val="24"/>
+          <w:szCs w:val="24"/>
+        </w:rPr>
+      </w:pPr>
+      <w:r>
+        <w:rPr>
+          <w:rFonts w:ascii="Times New Roman" w:hAnsi="Times New Roman" w:cs="Times New Roman"/>
+          <w:sz w:val="24"/>
+          <w:szCs w:val="24"/>
+        </w:rPr>
+        <w:t xml:space="preserve">6.2. </w:t>
+      </w:r>
+      <w:r>
+        <w:rPr>
+          <w:rFonts w:ascii="Times New Roman" w:hAnsi="Times New Roman" w:cs="Times New Roman"/>
+          <w:sz w:val="24"/>
+          <w:szCs w:val="24"/>
+        </w:rPr>
+        <w:t>Руководитель</w:t>
+      </w:r>
+      <w:r>
+        <w:rPr>
+          <w:rFonts w:ascii="Times New Roman" w:hAnsi="Times New Roman" w:cs="Times New Roman"/>
+          <w:sz w:val="24"/>
+          <w:szCs w:val="24"/>
+        </w:rPr>
+        <w:t>:</w:t>
       </w:r>
     </w:p>
     <w:p>
@@ -1474,27 +1524,68 @@
           <w:sz w:val="24"/>
           <w:szCs w:val="24"/>
         </w:rPr>
-        <w:t>6.3. Структурные подразделения Проектного офиса возглавляют руководители (директор департамента), подчиняющиеся Национальному координатору. Курирование отдельных направлений деятельности Проектного офиса может быть возложено приказом Главного исполнительного директора Фонда на заместителей Главного исполнительного директора.</w:t>
-      </w:r>
-    </w:p>
-    <w:p>
-      <w:pPr>
-        <w:spacing w:after="0" w:line="240" w:lineRule="auto"/>
-        <w:ind w:firstLine="708"/>
-        <w:jc w:val="both"/>
-        <w:rPr>
-          <w:rFonts w:ascii="Times New Roman" w:hAnsi="Times New Roman" w:cs="Times New Roman"/>
-          <w:sz w:val="24"/>
-          <w:szCs w:val="24"/>
-        </w:rPr>
-      </w:pPr>
-      <w:r>
-        <w:rPr>
-          <w:rFonts w:ascii="Times New Roman" w:hAnsi="Times New Roman" w:cs="Times New Roman"/>
-          <w:sz w:val="24"/>
-          <w:szCs w:val="24"/>
-        </w:rPr>
-        <w:t>6.4. На период временного отсутствия Национального координатора его обязанности исполняет работник Проектного офиса, назначенный приказом Главного исполнительного директора Фонда.</w:t>
+        <w:t xml:space="preserve">6.3. Структурные подразделения Проектного офиса возглавляют руководители (директор департамента), подчиняющиеся </w:t>
+      </w:r>
+      <w:r>
+        <w:rPr>
+          <w:rFonts w:ascii="Times New Roman" w:hAnsi="Times New Roman" w:cs="Times New Roman"/>
+          <w:sz w:val="24"/>
+          <w:szCs w:val="24"/>
+        </w:rPr>
+        <w:t>Руководителю</w:t>
+      </w:r>
+      <w:r>
+        <w:rPr>
+          <w:rFonts w:ascii="Times New Roman" w:hAnsi="Times New Roman" w:cs="Times New Roman"/>
+          <w:sz w:val="24"/>
+          <w:szCs w:val="24"/>
+        </w:rPr>
+        <w:t xml:space="preserve">. Курирование отдельных направлений деятельности Проектного офиса может быть возложено приказом </w:t>
+      </w:r>
+      <w:r>
+        <w:rPr>
+          <w:rFonts w:ascii="Times New Roman" w:hAnsi="Times New Roman" w:cs="Times New Roman"/>
+          <w:sz w:val="24"/>
+          <w:szCs w:val="24"/>
+        </w:rPr>
+        <w:lastRenderedPageBreak/>
+        <w:t>Главного исполнительного директора Фонда на заместителей Главного исполнительного директора.</w:t>
+      </w:r>
+    </w:p>
+    <w:p>
+      <w:pPr>
+        <w:spacing w:after="0" w:line="240" w:lineRule="auto"/>
+        <w:ind w:firstLine="708"/>
+        <w:jc w:val="both"/>
+        <w:rPr>
+          <w:rFonts w:ascii="Times New Roman" w:hAnsi="Times New Roman" w:cs="Times New Roman"/>
+          <w:sz w:val="24"/>
+          <w:szCs w:val="24"/>
+        </w:rPr>
+      </w:pPr>
+      <w:r>
+        <w:rPr>
+          <w:rFonts w:ascii="Times New Roman" w:hAnsi="Times New Roman" w:cs="Times New Roman"/>
+          <w:sz w:val="24"/>
+          <w:szCs w:val="24"/>
+        </w:rPr>
+        <w:t xml:space="preserve">6.4. На период временного отсутствия </w:t>
+      </w:r>
+      <w:r>
+        <w:rPr>
+          <w:rFonts w:ascii="Times New Roman" w:hAnsi="Times New Roman" w:cs="Times New Roman"/>
+          <w:sz w:val="24"/>
+          <w:szCs w:val="24"/>
+        </w:rPr>
+        <w:t>Руководителя</w:t>
+      </w:r>
+      <w:r>
+        <w:rPr>
+          <w:rFonts w:ascii="Times New Roman" w:hAnsi="Times New Roman" w:cs="Times New Roman"/>
+          <w:sz w:val="24"/>
+          <w:szCs w:val="24"/>
+        </w:rPr>
+        <w:t xml:space="preserve"> его обязанности исполняет работник Проектного офиса, назначенный приказом Главного исполнительного директора Фонда.</w:t>
       </w:r>
     </w:p>
     <w:p>
@@ -1718,7 +1809,23 @@
           <w:sz w:val="24"/>
           <w:szCs w:val="24"/>
         </w:rPr>
-        <w:t>8.4. Национальный координатор ежеквартально представляет Главному исполнительному директору Фонда отчет о деятельности Проектного офиса и достижении ключевых показателей эффективности. Отчет за год включается в годовой отчет о деятельности Фонда.</w:t>
+        <w:t xml:space="preserve">8.4. </w:t>
+      </w:r>
+      <w:r>
+        <w:rPr>
+          <w:rFonts w:ascii="Times New Roman" w:hAnsi="Times New Roman" w:cs="Times New Roman"/>
+          <w:sz w:val="24"/>
+          <w:szCs w:val="24"/>
+        </w:rPr>
+        <w:t>Руководитель</w:t>
+      </w:r>
+      <w:r>
+        <w:rPr>
+          <w:rFonts w:ascii="Times New Roman" w:hAnsi="Times New Roman" w:cs="Times New Roman"/>
+          <w:sz w:val="24"/>
+          <w:szCs w:val="24"/>
+        </w:rPr>
+        <w:t xml:space="preserve"> ежеквартально представляет Главному исполнительному директору Фонда отчет о деятельности Проектного офиса и достижении ключевых показателей эффективности. Отчет за год включается в годовой отчет о деятельности Фонда.</w:t>
       </w:r>
     </w:p>
     <w:p>
@@ -1780,7 +1887,23 @@
           <w:sz w:val="24"/>
           <w:szCs w:val="24"/>
         </w:rPr>
-        <w:t>9.1. Национальный координатор и работники Проектного офиса несут ответственность за надлежащее исполнение своих обязанностей, сохранность имущества и конфиденциальность информации в соответствии с трудовыми договорами, должностными инструкциями и внутренними документами Фонда.</w:t>
+        <w:t xml:space="preserve">9.1. </w:t>
+      </w:r>
+      <w:r>
+        <w:rPr>
+          <w:rFonts w:ascii="Times New Roman" w:hAnsi="Times New Roman" w:cs="Times New Roman"/>
+          <w:sz w:val="24"/>
+          <w:szCs w:val="24"/>
+        </w:rPr>
+        <w:t>Руководитель</w:t>
+      </w:r>
+      <w:r>
+        <w:rPr>
+          <w:rFonts w:ascii="Times New Roman" w:hAnsi="Times New Roman" w:cs="Times New Roman"/>
+          <w:sz w:val="24"/>
+          <w:szCs w:val="24"/>
+        </w:rPr>
+        <w:t xml:space="preserve"> и работники Проектного офиса несут ответственность за надлежащее исполнение своих обязанностей, сохранность имущества и конфиденциальность информации в соответствии с трудовыми договорами, должностными инструкциями и внутренними документами Фонда.</w:t>
       </w:r>
     </w:p>
     <w:p>
@@ -1955,7 +2078,7 @@
         <w:rStyle w:val="ab"/>
         <w:noProof/>
       </w:rPr>
-      <w:t>1</w:t>
+      <w:t>4</w:t>
     </w:r>
     <w:r>
       <w:rPr>

--- a/Устав/_документы/Положение о Проектном офисе «Таза Қазақстан».docx
+++ b/Устав/_документы/Положение о Проектном офисе «Таза Қазақстан».docx
@@ -173,6 +173,7 @@
         <w:rPr>
           <w:rFonts w:ascii="Times New Roman" w:hAnsi="Times New Roman" w:cs="Times New Roman"/>
           <w:b/>
+          <w:sz w:val="21"/>
           <w:szCs w:val="24"/>
         </w:rPr>
       </w:pPr>
@@ -180,6 +181,7 @@
         <w:rPr>
           <w:rFonts w:ascii="Times New Roman" w:hAnsi="Times New Roman" w:cs="Times New Roman"/>
           <w:b/>
+          <w:sz w:val="21"/>
           <w:szCs w:val="24"/>
         </w:rPr>
         <w:t>1. Общие положения</w:t>
@@ -192,12 +194,14 @@
         <w:jc w:val="both"/>
         <w:rPr>
           <w:rFonts w:ascii="Times New Roman" w:hAnsi="Times New Roman" w:cs="Times New Roman"/>
-          <w:szCs w:val="24"/>
-        </w:rPr>
-      </w:pPr>
-      <w:r>
-        <w:rPr>
-          <w:rFonts w:ascii="Times New Roman" w:hAnsi="Times New Roman" w:cs="Times New Roman"/>
+          <w:sz w:val="21"/>
+          <w:szCs w:val="24"/>
+        </w:rPr>
+      </w:pPr>
+      <w:r>
+        <w:rPr>
+          <w:rFonts w:ascii="Times New Roman" w:hAnsi="Times New Roman" w:cs="Times New Roman"/>
+          <w:sz w:val="21"/>
           <w:szCs w:val="24"/>
         </w:rPr>
         <w:t>1.1. Проектный офис «Таза Қазақстан» (далее – Проектный офис) – структурное подразделение Частного фонда «Central Asia Climate Foundation» (далее – Фонд) для проектного, методологического и организационного сопровождения общенациональной инициативы «Таза Қазақстан» (далее – инициатива). Включен в структуру Фонда решением Управляющего совета Фонда (протокол № 13).</w:t>
@@ -210,15 +214,17 @@
         <w:jc w:val="both"/>
         <w:rPr>
           <w:rFonts w:ascii="Times New Roman" w:hAnsi="Times New Roman" w:cs="Times New Roman"/>
-          <w:szCs w:val="24"/>
-        </w:rPr>
-      </w:pPr>
-      <w:r>
-        <w:rPr>
-          <w:rFonts w:ascii="Times New Roman" w:hAnsi="Times New Roman" w:cs="Times New Roman"/>
-          <w:szCs w:val="24"/>
-        </w:rPr>
-        <w:t>1.2. Проектный офис не является юридическим лицом. Документы от имени Фонда подписывает Главный исполнительный директор Фонда (далее – ГИД) или лицо по доверенности. Проектный офис руководствуется актами МФЦА, Уставом, Положением и внутренними документами Фонда и настоящим Положением.</w:t>
+          <w:sz w:val="21"/>
+          <w:szCs w:val="24"/>
+        </w:rPr>
+      </w:pPr>
+      <w:r>
+        <w:rPr>
+          <w:rFonts w:ascii="Times New Roman" w:hAnsi="Times New Roman" w:cs="Times New Roman"/>
+          <w:sz w:val="21"/>
+          <w:szCs w:val="24"/>
+        </w:rPr>
+        <w:t>1.2. Проектный офис не является юридическим лицом. Договоры, финансовые и иные юридически значимые документы от имени Фонда подписывает Главный исполнительный директор Фонда (далее – ГИД) или лицо по доверенности; Руководитель Проектного офиса, а также назначенные им заместители и представители вправе подписывать письма и запросы по вопросам выполнения задач Проектного офиса, за исключением финансовых и правовых документов и актов. Проектный офис руководствуется актами МФЦА, Уставом, Положением и внутренними документами Фонда и настоящим Положением.</w:t>
       </w:r>
     </w:p>
     <w:p>
@@ -229,6 +235,7 @@
         <w:rPr>
           <w:rFonts w:ascii="Times New Roman" w:hAnsi="Times New Roman" w:cs="Times New Roman"/>
           <w:b/>
+          <w:sz w:val="21"/>
           <w:szCs w:val="24"/>
         </w:rPr>
       </w:pPr>
@@ -236,6 +243,7 @@
         <w:rPr>
           <w:rFonts w:ascii="Times New Roman" w:hAnsi="Times New Roman" w:cs="Times New Roman"/>
           <w:b/>
+          <w:sz w:val="21"/>
           <w:szCs w:val="24"/>
         </w:rPr>
         <w:t>2. Задачи</w:t>
@@ -248,12 +256,14 @@
         <w:jc w:val="both"/>
         <w:rPr>
           <w:rFonts w:ascii="Times New Roman" w:hAnsi="Times New Roman" w:cs="Times New Roman"/>
-          <w:szCs w:val="24"/>
-        </w:rPr>
-      </w:pPr>
-      <w:r>
-        <w:rPr>
-          <w:rFonts w:ascii="Times New Roman" w:hAnsi="Times New Roman" w:cs="Times New Roman"/>
+          <w:sz w:val="21"/>
+          <w:szCs w:val="24"/>
+        </w:rPr>
+      </w:pPr>
+      <w:r>
+        <w:rPr>
+          <w:rFonts w:ascii="Times New Roman" w:hAnsi="Times New Roman" w:cs="Times New Roman"/>
+          <w:sz w:val="21"/>
           <w:szCs w:val="24"/>
         </w:rPr>
         <w:t>2.1. Задачи Проектного офиса: проектное управление и координация инициативы с государственными органами и акиматами регионов; социологические исследования и оценка результатов по ключевым показателям эффективности; Национальный стандарт чистоты и «Тазалық индексі»; цифровая платформа TAZA.KZ; единая коммуникационная среда, вовлечение молодежи, волонтеров, бизнеса и общества.</w:t>
@@ -267,6 +277,7 @@
         <w:rPr>
           <w:rFonts w:ascii="Times New Roman" w:hAnsi="Times New Roman" w:cs="Times New Roman"/>
           <w:b/>
+          <w:sz w:val="21"/>
           <w:szCs w:val="24"/>
         </w:rPr>
       </w:pPr>
@@ -274,6 +285,7 @@
         <w:rPr>
           <w:rFonts w:ascii="Times New Roman" w:hAnsi="Times New Roman" w:cs="Times New Roman"/>
           <w:b/>
+          <w:sz w:val="21"/>
           <w:szCs w:val="24"/>
         </w:rPr>
         <w:t>3. Структура и руководство</w:t>
@@ -286,12 +298,14 @@
         <w:jc w:val="both"/>
         <w:rPr>
           <w:rFonts w:ascii="Times New Roman" w:hAnsi="Times New Roman" w:cs="Times New Roman"/>
-          <w:szCs w:val="24"/>
-        </w:rPr>
-      </w:pPr>
-      <w:r>
-        <w:rPr>
-          <w:rFonts w:ascii="Times New Roman" w:hAnsi="Times New Roman" w:cs="Times New Roman"/>
+          <w:sz w:val="21"/>
+          <w:szCs w:val="24"/>
+        </w:rPr>
+      </w:pPr>
+      <w:r>
+        <w:rPr>
+          <w:rFonts w:ascii="Times New Roman" w:hAnsi="Times New Roman" w:cs="Times New Roman"/>
+          <w:sz w:val="21"/>
           <w:szCs w:val="24"/>
         </w:rPr>
         <w:t>3.1. В состав Проектного офиса входят Руководитель Проектного офиса (далее – Руководитель), Департамент проектного управления и региональной координации, Департамент социологических исследований и аналитики, Департамент цифрового развития и Группа «Коммуникация и креатив». Штатная численность определяется штатным расписанием Фонда.</w:t>
@@ -304,12 +318,14 @@
         <w:jc w:val="both"/>
         <w:rPr>
           <w:rFonts w:ascii="Times New Roman" w:hAnsi="Times New Roman" w:cs="Times New Roman"/>
-          <w:szCs w:val="24"/>
-        </w:rPr>
-      </w:pPr>
-      <w:r>
-        <w:rPr>
-          <w:rFonts w:ascii="Times New Roman" w:hAnsi="Times New Roman" w:cs="Times New Roman"/>
+          <w:sz w:val="21"/>
+          <w:szCs w:val="24"/>
+        </w:rPr>
+      </w:pPr>
+      <w:r>
+        <w:rPr>
+          <w:rFonts w:ascii="Times New Roman" w:hAnsi="Times New Roman" w:cs="Times New Roman"/>
+          <w:sz w:val="21"/>
           <w:szCs w:val="24"/>
         </w:rPr>
         <w:t>3.2. Руководителя назначает и освобождает от должности приказом ГИД, Руководитель подчиняется ГИД. Руководитель организует работу Проектного офиса и отвечает за нее, распределяет обязанности, вносит ГИД предложения по плану работы, бюджету и персоналу, представляет Проектный офис в пределах полномочий, предоставленных ГИД. На время отсутствия Руководителя его обязанности исполняет работник, назначенный приказом ГИД.</w:t>
@@ -322,12 +338,14 @@
         <w:jc w:val="both"/>
         <w:rPr>
           <w:rFonts w:ascii="Times New Roman" w:hAnsi="Times New Roman" w:cs="Times New Roman"/>
-          <w:szCs w:val="24"/>
-        </w:rPr>
-      </w:pPr>
-      <w:r>
-        <w:rPr>
-          <w:rFonts w:ascii="Times New Roman" w:hAnsi="Times New Roman" w:cs="Times New Roman"/>
+          <w:sz w:val="21"/>
+          <w:szCs w:val="24"/>
+        </w:rPr>
+      </w:pPr>
+      <w:r>
+        <w:rPr>
+          <w:rFonts w:ascii="Times New Roman" w:hAnsi="Times New Roman" w:cs="Times New Roman"/>
+          <w:sz w:val="21"/>
           <w:szCs w:val="24"/>
         </w:rPr>
         <w:t>3.3. Проектный офис работает по плану работы, утверждаемому ГИД в пределах бюджета Фонда.</w:t>
@@ -341,6 +359,7 @@
         <w:rPr>
           <w:rFonts w:ascii="Times New Roman" w:hAnsi="Times New Roman" w:cs="Times New Roman"/>
           <w:b/>
+          <w:sz w:val="21"/>
           <w:szCs w:val="24"/>
         </w:rPr>
       </w:pPr>
@@ -348,6 +367,7 @@
         <w:rPr>
           <w:rFonts w:ascii="Times New Roman" w:hAnsi="Times New Roman" w:cs="Times New Roman"/>
           <w:b/>
+          <w:sz w:val="21"/>
           <w:szCs w:val="24"/>
         </w:rPr>
         <w:t>4. Взаимодействие, финансирование и отчетность</w:t>
@@ -360,12 +380,14 @@
         <w:jc w:val="both"/>
         <w:rPr>
           <w:rFonts w:ascii="Times New Roman" w:hAnsi="Times New Roman" w:cs="Times New Roman"/>
-          <w:szCs w:val="24"/>
-        </w:rPr>
-      </w:pPr>
-      <w:r>
-        <w:rPr>
-          <w:rFonts w:ascii="Times New Roman" w:hAnsi="Times New Roman" w:cs="Times New Roman"/>
+          <w:sz w:val="21"/>
+          <w:szCs w:val="24"/>
+        </w:rPr>
+      </w:pPr>
+      <w:r>
+        <w:rPr>
+          <w:rFonts w:ascii="Times New Roman" w:hAnsi="Times New Roman" w:cs="Times New Roman"/>
+          <w:sz w:val="21"/>
           <w:szCs w:val="24"/>
         </w:rPr>
         <w:t>4.1. Министерство экологии и природных ресурсов Республики Казахстан определяет приоритеты инициативы и координирует государственные органы; Проектный офис реализует задачи инициативы; Фонд обеспечивает организационную, правовую и финансовую базу, методологию и привлечение внебюджетных средств.</w:t>
@@ -378,12 +400,14 @@
         <w:jc w:val="both"/>
         <w:rPr>
           <w:rFonts w:ascii="Times New Roman" w:hAnsi="Times New Roman" w:cs="Times New Roman"/>
-          <w:szCs w:val="24"/>
-        </w:rPr>
-      </w:pPr>
-      <w:r>
-        <w:rPr>
-          <w:rFonts w:ascii="Times New Roman" w:hAnsi="Times New Roman" w:cs="Times New Roman"/>
+          <w:sz w:val="21"/>
+          <w:szCs w:val="24"/>
+        </w:rPr>
+      </w:pPr>
+      <w:r>
+        <w:rPr>
+          <w:rFonts w:ascii="Times New Roman" w:hAnsi="Times New Roman" w:cs="Times New Roman"/>
+          <w:sz w:val="21"/>
           <w:szCs w:val="24"/>
         </w:rPr>
         <w:t>4.2. Деятельность Проектного офиса финансируется в пределах бюджета Фонда, преимущественно за счет спонсорских и иных внебюджетных средств; средства на инициативу учитываются раздельно. Закупки осуществляются по Правилам закупок Фонда.</w:t>
@@ -396,12 +420,14 @@
         <w:jc w:val="both"/>
         <w:rPr>
           <w:rFonts w:ascii="Times New Roman" w:hAnsi="Times New Roman" w:cs="Times New Roman"/>
-          <w:szCs w:val="24"/>
-        </w:rPr>
-      </w:pPr>
-      <w:r>
-        <w:rPr>
-          <w:rFonts w:ascii="Times New Roman" w:hAnsi="Times New Roman" w:cs="Times New Roman"/>
+          <w:sz w:val="21"/>
+          <w:szCs w:val="24"/>
+        </w:rPr>
+      </w:pPr>
+      <w:r>
+        <w:rPr>
+          <w:rFonts w:ascii="Times New Roman" w:hAnsi="Times New Roman" w:cs="Times New Roman"/>
+          <w:sz w:val="21"/>
           <w:szCs w:val="24"/>
         </w:rPr>
         <w:t>4.3. Руководитель ежеквартально отчитывается перед ГИД о работе и ключевых показателях; отчет за год включается в годовой отчет Фонда. Отчетность перед Министерством и источниками финансирования – в порядке, предусмотренном соглашениями.</w:t>
@@ -415,6 +441,7 @@
         <w:rPr>
           <w:rFonts w:ascii="Times New Roman" w:hAnsi="Times New Roman" w:cs="Times New Roman"/>
           <w:b/>
+          <w:sz w:val="21"/>
           <w:szCs w:val="24"/>
         </w:rPr>
       </w:pPr>
@@ -422,6 +449,7 @@
         <w:rPr>
           <w:rFonts w:ascii="Times New Roman" w:hAnsi="Times New Roman" w:cs="Times New Roman"/>
           <w:b/>
+          <w:sz w:val="21"/>
           <w:szCs w:val="24"/>
         </w:rPr>
         <w:t>5. Заключительные положения</w:t>
@@ -434,11 +462,13 @@
         <w:jc w:val="both"/>
         <w:rPr>
           <w:rFonts w:ascii="Times New Roman" w:hAnsi="Times New Roman" w:cs="Times New Roman"/>
-        </w:rPr>
-      </w:pPr>
-      <w:r>
-        <w:rPr>
-          <w:rFonts w:ascii="Times New Roman" w:hAnsi="Times New Roman" w:cs="Times New Roman"/>
+          <w:sz w:val="21"/>
+        </w:rPr>
+      </w:pPr>
+      <w:r>
+        <w:rPr>
+          <w:rFonts w:ascii="Times New Roman" w:hAnsi="Times New Roman" w:cs="Times New Roman"/>
+          <w:sz w:val="21"/>
           <w:szCs w:val="24"/>
         </w:rPr>
         <w:t>5.1. Положение и изменения в него утверждаются Управляющим советом Фонда, он же принимает решение о реорганизации или упразднении Проектного офиса.</w:t>
@@ -446,6 +476,7 @@
       <w:r>
         <w:rPr>
           <w:rFonts w:ascii="Times New Roman" w:hAnsi="Times New Roman" w:cs="Times New Roman"/>
+          <w:sz w:val="21"/>
         </w:rPr>
         <w:t xml:space="preserve"> </w:t>
       </w:r>

--- a/Устав/_документы/Положение о Проектном офисе «Таза Қазақстан».docx
+++ b/Устав/_документы/Положение о Проектном офисе «Таза Қазақстан».docx
@@ -109,7 +109,7 @@
           <w:sz w:val="24"/>
           <w:szCs w:val="24"/>
         </w:rPr>
-        <w:t>(протокол № ___ от «___» __________ 2026 года)</w:t>
+        <w:t>(протокол № 13 от 30 октября 2026 года)</w:t>
       </w:r>
     </w:p>
     <w:p>
@@ -204,7 +204,15 @@
           <w:sz w:val="21"/>
           <w:szCs w:val="24"/>
         </w:rPr>
-        <w:t>1.1. Проектный офис «Таза Қазақстан» (далее – Проектный офис) – структурное подразделение Частного фонда «Central Asia Climate Foundation» (далее – Фонд) для проектного, методологического и организационного сопровождения общенациональной инициативы «Таза Қазақстан» (далее – инициатива). Включен в структуру Фонда решением Управляющего совета Фонда (протокол № 13).</w:t>
+        <w:t xml:space="preserve">1.1. Проектный офис «Таза Қазақстан» (далее – Проектный офис) – структурное подразделение Частного фонда «Central Asia Climate Foundation» (далее – Фонд) для проектного, методологического и организационного сопровождения общенациональной инициативы «Таза Қазақстан» (далее – инициатива). Включен в структуру Фонда решением </w:t>
+      </w:r>
+      <w:r>
+        <w:rPr>
+          <w:rFonts w:ascii="Times New Roman" w:hAnsi="Times New Roman" w:cs="Times New Roman"/>
+          <w:sz w:val="21"/>
+          <w:szCs w:val="24"/>
+        </w:rPr>
+        <w:t>Управляющего совета Фонда (протокол № 13 от 30 октября 2026 года).</w:t>
       </w:r>
     </w:p>
     <w:p>
